--- a/MATH1201_College_Algebra/Unit8_Systems_of_Equations/Discussion/Unit8_Discussion_Post.docx
+++ b/MATH1201_College_Algebra/Unit8_Systems_of_Equations/Discussion/Unit8_Discussion_Post.docx
@@ -171,7 +171,7 @@
           <w:i w:val="0"/>
           <w:sz w:val="24"/>
         </w:rPr>
-        <w:t xml:space="preserve"> A consistent system has at least one solution: its lines meet somewhere. Every consistent system is either independent or dependent.</w:t>
+        <w:t xml:space="preserve"> A consistent system has at least one solution: its lines meet somewhere. Every consistent system is either independent or dependent, so both of the next two examples are consistent systems.</w:t>
       </w:r>
     </w:p>
     <w:p>
@@ -340,7 +340,7 @@
           <w:i w:val="0"/>
           <w:sz w:val="24"/>
         </w:rPr>
-        <w:t>Word count: 231</w:t>
+        <w:t>Word count: 241</w:t>
       </w:r>
     </w:p>
     <w:p>
